--- a/frida/frida-1.docx
+++ b/frida/frida-1.docx
@@ -1534,7 +1534,43 @@
           <w:sz w:val="26"/>
           <w:rtl/>
         </w:rPr>
-        <w:t>نتیجه: تحلیل استاتیک مشخص می‌کند برنامه چگونه طراحی شده است؛ تحلیل دینامیک نشان می‌دهد برنامه در عمل چگونه رفتار می‌کند. این دو روش مکمل یکدیگر هستند.</w:t>
+        <w:t xml:space="preserve">نتیجه: </w:t>
+      </w:r>
+      <w:r>
+        <w:rPr>
+          <w:rFonts w:cs="B Nazanin"/>
+          <w:b/>
+          <w:bCs/>
+          <w:sz w:val="26"/>
+          <w:rtl/>
+        </w:rPr>
+        <w:t>تحلیل استاتیک</w:t>
+      </w:r>
+      <w:r>
+        <w:rPr>
+          <w:rFonts w:cs="B Nazanin"/>
+          <w:sz w:val="26"/>
+          <w:rtl/>
+        </w:rPr>
+        <w:t xml:space="preserve"> مشخص می‌کند برنامه چگونه طراحی شده است؛ </w:t>
+      </w:r>
+      <w:r>
+        <w:rPr>
+          <w:rFonts w:cs="B Nazanin"/>
+          <w:b/>
+          <w:bCs/>
+          <w:sz w:val="26"/>
+          <w:rtl/>
+        </w:rPr>
+        <w:t>تحلیل دینامیک</w:t>
+      </w:r>
+      <w:r>
+        <w:rPr>
+          <w:rFonts w:cs="B Nazanin"/>
+          <w:sz w:val="26"/>
+          <w:rtl/>
+        </w:rPr>
+        <w:t xml:space="preserve"> نشان می‌دهد برنامه در عمل چگونه رفتار می‌کند. این دو روش مکمل یکدیگر هستند.</w:t>
       </w:r>
     </w:p>
     <w:p>
@@ -2022,6 +2058,7 @@
           <w:p>
             <w:pPr>
               <w:bidi/>
+              <w:jc w:val="right"/>
             </w:pPr>
             <w:r>
               <w:rPr>
@@ -2084,6 +2121,7 @@
           <w:p>
             <w:pPr>
               <w:bidi/>
+              <w:jc w:val="right"/>
             </w:pPr>
             <w:r>
               <w:rPr>
@@ -2146,6 +2184,7 @@
           <w:p>
             <w:pPr>
               <w:bidi/>
+              <w:jc w:val="right"/>
             </w:pPr>
             <w:r>
               <w:rPr>
@@ -2208,6 +2247,7 @@
           <w:p>
             <w:pPr>
               <w:bidi/>
+              <w:jc w:val="right"/>
             </w:pPr>
             <w:r>
               <w:rPr>
@@ -2835,6 +2875,7 @@
           <w:p>
             <w:pPr>
               <w:bidi/>
+              <w:jc w:val="right"/>
             </w:pPr>
             <w:r>
               <w:rPr>
@@ -2854,6 +2895,7 @@
           <w:p>
             <w:pPr>
               <w:bidi/>
+              <w:jc w:val="right"/>
             </w:pPr>
             <w:r>
               <w:rPr>
@@ -2897,6 +2939,7 @@
           <w:p>
             <w:pPr>
               <w:bidi/>
+              <w:jc w:val="right"/>
             </w:pPr>
             <w:r>
               <w:rPr>
@@ -2916,6 +2959,7 @@
           <w:p>
             <w:pPr>
               <w:bidi/>
+              <w:jc w:val="right"/>
             </w:pPr>
             <w:r>
               <w:rPr>
@@ -2965,7 +3009,7 @@
           <w:rtl/>
         </w:rPr>
         <w:lastRenderedPageBreak/>
-        <w:t>جلسه اول روی Java Runtime تمرکز دارد. Hook کردن توابع Native و Interceptor به جلسه دوم منتقل می‌شود.</w:t>
+        <w:t xml:space="preserve">جلسه اول روی Java Runtime تمرکز دارد. </w:t>
       </w:r>
     </w:p>
     <w:p>
@@ -3118,6 +3162,7 @@
           <w:p>
             <w:pPr>
               <w:bidi/>
+              <w:jc w:val="center"/>
             </w:pPr>
             <w:r>
               <w:rPr>
@@ -3139,6 +3184,7 @@
           <w:p>
             <w:pPr>
               <w:bidi/>
+              <w:jc w:val="center"/>
             </w:pPr>
             <w:r>
               <w:rPr>
@@ -3160,6 +3206,7 @@
           <w:p>
             <w:pPr>
               <w:bidi/>
+              <w:jc w:val="center"/>
             </w:pPr>
             <w:r>
               <w:rPr>
@@ -3458,7 +3505,7 @@
           <w:sz w:val="26"/>
           <w:rtl/>
         </w:rPr>
-        <w:t>•  سیستم‌عامل Windows و PowerShell</w:t>
+        <w:t xml:space="preserve">  سیستم‌عامل Windows و PowerShell</w:t>
       </w:r>
     </w:p>
     <w:p>
@@ -3473,7 +3520,7 @@
           <w:sz w:val="26"/>
           <w:rtl/>
         </w:rPr>
-        <w:t>•  Python 3</w:t>
+        <w:t xml:space="preserve">  Python 3</w:t>
       </w:r>
     </w:p>
     <w:p>
@@ -3488,7 +3535,7 @@
           <w:sz w:val="26"/>
           <w:rtl/>
         </w:rPr>
-        <w:t>•  Android SDK Platform-Tools و ADB</w:t>
+        <w:t xml:space="preserve">  Android SDK Platform-Tools و ADB</w:t>
       </w:r>
     </w:p>
     <w:p>
@@ -3503,7 +3550,7 @@
           <w:sz w:val="26"/>
           <w:rtl/>
         </w:rPr>
-        <w:t>•  JADX GUI</w:t>
+        <w:t xml:space="preserve">  JADX GUI</w:t>
       </w:r>
     </w:p>
     <w:p>
@@ -3518,7 +3565,7 @@
           <w:sz w:val="26"/>
           <w:rtl/>
         </w:rPr>
-        <w:t>•  اپلیکیشن DIVA</w:t>
+        <w:t xml:space="preserve">  اپلیکیشن DIVA</w:t>
       </w:r>
     </w:p>
     <w:p>
@@ -3533,7 +3580,22 @@
           <w:sz w:val="26"/>
           <w:rtl/>
         </w:rPr>
-        <w:t>•  دستگاه یا شبیه‌ساز Android Rootشده</w:t>
+        <w:t xml:space="preserve">  دستگاه یا شبیه‌ساز Android Root</w:t>
+      </w:r>
+      <w:r>
+        <w:rPr>
+          <w:rFonts w:cs="B Nazanin"/>
+          <w:sz w:val="26"/>
+        </w:rPr>
+        <w:t xml:space="preserve"> </w:t>
+      </w:r>
+      <w:r>
+        <w:rPr>
+          <w:rFonts w:cs="B Nazanin"/>
+          <w:sz w:val="26"/>
+          <w:rtl/>
+        </w:rPr>
+        <w:t>شده</w:t>
       </w:r>
     </w:p>
     <w:p>
@@ -3548,7 +3610,7 @@
           <w:sz w:val="26"/>
           <w:rtl/>
         </w:rPr>
-        <w:t>•  Frida Tools روی Windows</w:t>
+        <w:t xml:space="preserve">  Frida Tools روی Windows</w:t>
       </w:r>
     </w:p>
     <w:p>
@@ -3563,7 +3625,7 @@
           <w:sz w:val="26"/>
           <w:rtl/>
         </w:rPr>
-        <w:t>•  Frida Server سازگار با نسخه Client و معماری دستگاه</w:t>
+        <w:t xml:space="preserve">  Frida Server سازگار با نسخه Client و معماری دستگاه</w:t>
       </w:r>
     </w:p>
     <w:p>
@@ -4215,6 +4277,7 @@
           <w:p>
             <w:pPr>
               <w:bidi/>
+              <w:jc w:val="right"/>
             </w:pPr>
             <w:r>
               <w:rPr>
@@ -4277,6 +4340,7 @@
           <w:p>
             <w:pPr>
               <w:bidi/>
+              <w:jc w:val="right"/>
             </w:pPr>
             <w:r>
               <w:rPr>
@@ -4339,6 +4403,7 @@
           <w:p>
             <w:pPr>
               <w:bidi/>
+              <w:jc w:val="right"/>
             </w:pPr>
             <w:r>
               <w:rPr>
@@ -4401,6 +4466,7 @@
           <w:p>
             <w:pPr>
               <w:bidi/>
+              <w:jc w:val="center"/>
             </w:pPr>
             <w:r>
               <w:rPr>
@@ -4635,6 +4701,7 @@
           <w:p>
             <w:pPr>
               <w:bidi/>
+              <w:jc w:val="right"/>
             </w:pPr>
             <w:r>
               <w:rPr>
@@ -4654,6 +4721,7 @@
           <w:p>
             <w:pPr>
               <w:bidi/>
+              <w:jc w:val="right"/>
             </w:pPr>
             <w:r>
               <w:rPr>
@@ -4678,6 +4746,7 @@
           <w:p>
             <w:pPr>
               <w:bidi/>
+              <w:jc w:val="right"/>
             </w:pPr>
             <w:r>
               <w:rPr>
@@ -4697,6 +4766,7 @@
           <w:p>
             <w:pPr>
               <w:bidi/>
+              <w:jc w:val="right"/>
             </w:pPr>
             <w:r>
               <w:rPr>
@@ -4721,6 +4791,7 @@
           <w:p>
             <w:pPr>
               <w:bidi/>
+              <w:jc w:val="right"/>
             </w:pPr>
             <w:r>
               <w:rPr>
@@ -4740,6 +4811,7 @@
           <w:p>
             <w:pPr>
               <w:bidi/>
+              <w:jc w:val="right"/>
             </w:pPr>
             <w:r>
               <w:rPr>
@@ -4764,6 +4836,7 @@
           <w:p>
             <w:pPr>
               <w:bidi/>
+              <w:jc w:val="right"/>
             </w:pPr>
             <w:r>
               <w:rPr>
@@ -4783,6 +4856,7 @@
           <w:p>
             <w:pPr>
               <w:bidi/>
+              <w:jc w:val="right"/>
             </w:pPr>
             <w:r>
               <w:rPr>
@@ -4931,11 +5005,6 @@
     <w:p>
       <w:pPr>
         <w:bidi/>
-      </w:pPr>
-    </w:p>
-    <w:p>
-      <w:pPr>
-        <w:bidi/>
         <w:spacing w:before="200" w:after="80"/>
         <w:rPr>
           <w:color w:val="1F497D" w:themeColor="text2"/>
@@ -4949,6 +5018,7 @@
           <w:sz w:val="36"/>
           <w:rtl/>
         </w:rPr>
+        <w:lastRenderedPageBreak/>
         <w:t>14. آماده‌سازی و اجرای Frida Server</w:t>
       </w:r>
     </w:p>
@@ -5175,6 +5245,7 @@
           <w:p>
             <w:pPr>
               <w:bidi/>
+              <w:jc w:val="center"/>
             </w:pPr>
             <w:r>
               <w:rPr>
@@ -5196,6 +5267,7 @@
           <w:p>
             <w:pPr>
               <w:bidi/>
+              <w:jc w:val="center"/>
             </w:pPr>
             <w:r>
               <w:rPr>
@@ -5221,6 +5293,7 @@
           <w:p>
             <w:pPr>
               <w:bidi/>
+              <w:jc w:val="right"/>
             </w:pPr>
             <w:r>
               <w:rPr>
@@ -5264,6 +5337,7 @@
           <w:p>
             <w:pPr>
               <w:bidi/>
+              <w:jc w:val="right"/>
             </w:pPr>
             <w:r>
               <w:rPr>
@@ -5307,6 +5381,7 @@
           <w:p>
             <w:pPr>
               <w:bidi/>
+              <w:jc w:val="right"/>
             </w:pPr>
             <w:r>
               <w:rPr>
@@ -5457,7 +5532,6 @@
           <w:sz w:val="26"/>
           <w:rtl/>
         </w:rPr>
-        <w:lastRenderedPageBreak/>
         <w:t>اتصال به برنامه در حال اجرا:</w:t>
       </w:r>
     </w:p>
@@ -5715,6 +5789,7 @@
           <w:p>
             <w:pPr>
               <w:bidi/>
+              <w:jc w:val="center"/>
             </w:pPr>
             <w:r>
               <w:rPr>
@@ -5736,6 +5811,7 @@
           <w:p>
             <w:pPr>
               <w:bidi/>
+              <w:jc w:val="center"/>
             </w:pPr>
             <w:r>
               <w:rPr>
@@ -5761,6 +5837,7 @@
           <w:p>
             <w:pPr>
               <w:bidi/>
+              <w:jc w:val="right"/>
             </w:pPr>
             <w:r>
               <w:rPr>
@@ -5804,6 +5881,7 @@
           <w:p>
             <w:pPr>
               <w:bidi/>
+              <w:jc w:val="right"/>
             </w:pPr>
             <w:r>
               <w:rPr>
@@ -5847,6 +5925,7 @@
           <w:p>
             <w:pPr>
               <w:bidi/>
+              <w:jc w:val="right"/>
             </w:pPr>
             <w:r>
               <w:rPr>
@@ -5890,6 +5969,7 @@
           <w:p>
             <w:pPr>
               <w:bidi/>
+              <w:jc w:val="right"/>
             </w:pPr>
             <w:r>
               <w:rPr>
@@ -5933,6 +6013,7 @@
           <w:p>
             <w:pPr>
               <w:bidi/>
+              <w:jc w:val="right"/>
             </w:pPr>
             <w:r>
               <w:rPr>
@@ -5976,6 +6057,7 @@
           <w:p>
             <w:pPr>
               <w:bidi/>
+              <w:jc w:val="right"/>
             </w:pPr>
             <w:r>
               <w:rPr>
@@ -6092,7 +6174,6 @@
           <w:sz w:val="19"/>
           <w:rtl/>
         </w:rPr>
-        <w:lastRenderedPageBreak/>
         <w:t>public void access(View view) {</w:t>
       </w:r>
     </w:p>
@@ -6588,6 +6669,7 @@
           <w:sz w:val="19"/>
           <w:rtl/>
         </w:rPr>
+        <w:lastRenderedPageBreak/>
         <w:t xml:space="preserve">        if (comparedValue === 'vendorsecretkey') {</w:t>
       </w:r>
     </w:p>
@@ -7073,7 +7155,6 @@
           <w:sz w:val="19"/>
           <w:rtl/>
         </w:rPr>
-        <w:lastRenderedPageBreak/>
         <w:t xml:space="preserve">            comparedValue = otherObject.toString();</w:t>
       </w:r>
     </w:p>
@@ -7089,6 +7170,7 @@
           <w:sz w:val="19"/>
           <w:rtl/>
         </w:rPr>
+        <w:lastRenderedPageBreak/>
         <w:t xml:space="preserve">        }</w:t>
       </w:r>
     </w:p>
@@ -7388,6 +7470,10 @@
         <w:bidi/>
         <w:spacing w:after="20"/>
         <w:ind w:right="283" w:hanging="170"/>
+        <w:rPr>
+          <w:b/>
+          <w:bCs/>
+        </w:rPr>
       </w:pPr>
       <w:r>
         <w:rPr>
@@ -7395,7 +7481,17 @@
           <w:sz w:val="26"/>
           <w:rtl/>
         </w:rPr>
-        <w:t xml:space="preserve">  APK Patch نشده است.</w:t>
+        <w:t xml:space="preserve">  </w:t>
+      </w:r>
+      <w:r>
+        <w:rPr>
+          <w:rFonts w:cs="B Nazanin"/>
+          <w:b/>
+          <w:bCs/>
+          <w:sz w:val="26"/>
+          <w:rtl/>
+        </w:rPr>
+        <w:t>APK Patch نشده است.</w:t>
       </w:r>
     </w:p>
     <w:p>
@@ -7403,6 +7499,69 @@
         <w:bidi/>
         <w:spacing w:after="20"/>
         <w:ind w:right="283" w:hanging="170"/>
+        <w:rPr>
+          <w:b/>
+          <w:bCs/>
+        </w:rPr>
+      </w:pPr>
+      <w:r>
+        <w:rPr>
+          <w:rFonts w:cs="B Nazanin"/>
+          <w:b/>
+          <w:bCs/>
+          <w:sz w:val="26"/>
+          <w:rtl/>
+        </w:rPr>
+        <w:t xml:space="preserve">  کد DEX تغییر نکرده است.</w:t>
+      </w:r>
+    </w:p>
+    <w:p>
+      <w:pPr>
+        <w:bidi/>
+        <w:spacing w:after="20"/>
+        <w:ind w:right="283" w:hanging="170"/>
+        <w:rPr>
+          <w:b/>
+          <w:bCs/>
+        </w:rPr>
+      </w:pPr>
+      <w:r>
+        <w:rPr>
+          <w:rFonts w:cs="B Nazanin"/>
+          <w:b/>
+          <w:bCs/>
+          <w:sz w:val="26"/>
+          <w:rtl/>
+        </w:rPr>
+        <w:t xml:space="preserve"> برنامه Rebuild نشده است.</w:t>
+      </w:r>
+    </w:p>
+    <w:p>
+      <w:pPr>
+        <w:bidi/>
+        <w:spacing w:after="20"/>
+        <w:ind w:right="283" w:hanging="170"/>
+        <w:rPr>
+          <w:b/>
+          <w:bCs/>
+        </w:rPr>
+      </w:pPr>
+      <w:r>
+        <w:rPr>
+          <w:rFonts w:cs="B Nazanin"/>
+          <w:b/>
+          <w:bCs/>
+          <w:sz w:val="26"/>
+          <w:rtl/>
+        </w:rPr>
+        <w:t xml:space="preserve"> امضای APK تغییر نکرده است.</w:t>
+      </w:r>
+    </w:p>
+    <w:p>
+      <w:pPr>
+        <w:bidi/>
+        <w:spacing w:after="20"/>
+        <w:ind w:right="283" w:hanging="170"/>
       </w:pPr>
       <w:r>
         <w:rPr>
@@ -7410,14 +7569,13 @@
           <w:sz w:val="26"/>
           <w:rtl/>
         </w:rPr>
-        <w:t xml:space="preserve">  کد DEX تغییر نکرده است.</w:t>
-      </w:r>
-    </w:p>
-    <w:p>
-      <w:pPr>
-        <w:bidi/>
-        <w:spacing w:after="20"/>
-        <w:ind w:right="283" w:hanging="170"/>
+        <w:t xml:space="preserve">  تغییر فقط در Runtime و هنگام فعال بودن Frida اعمال شده است.</w:t>
+      </w:r>
+    </w:p>
+    <w:p>
+      <w:pPr>
+        <w:bidi/>
+        <w:spacing w:after="60" w:line="300" w:lineRule="auto"/>
       </w:pPr>
       <w:r>
         <w:rPr>
@@ -7425,51 +7583,25 @@
           <w:sz w:val="26"/>
           <w:rtl/>
         </w:rPr>
-        <w:t xml:space="preserve"> برنامه Rebuild نشده است.</w:t>
-      </w:r>
-    </w:p>
-    <w:p>
-      <w:pPr>
-        <w:bidi/>
-        <w:spacing w:after="20"/>
-        <w:ind w:right="283" w:hanging="170"/>
-      </w:pPr>
+        <w:t xml:space="preserve">این آزمایش نشان می‌دهد </w:t>
+      </w:r>
+      <w:r>
+        <w:rPr>
+          <w:rFonts w:cs="B Nazanin"/>
+          <w:b/>
+          <w:bCs/>
+          <w:sz w:val="26"/>
+          <w:rtl/>
+        </w:rPr>
+        <w:t>کنترل امنیتی</w:t>
+      </w:r>
       <w:r>
         <w:rPr>
           <w:rFonts w:cs="B Nazanin"/>
           <w:sz w:val="26"/>
           <w:rtl/>
         </w:rPr>
-        <w:t xml:space="preserve"> امضای APK تغییر نکرده است.</w:t>
-      </w:r>
-    </w:p>
-    <w:p>
-      <w:pPr>
-        <w:bidi/>
-        <w:spacing w:after="20"/>
-        <w:ind w:right="283" w:hanging="170"/>
-      </w:pPr>
-      <w:r>
-        <w:rPr>
-          <w:rFonts w:cs="B Nazanin"/>
-          <w:sz w:val="26"/>
-          <w:rtl/>
-        </w:rPr>
-        <w:t xml:space="preserve">  تغییر فقط در Runtime و هنگام فعال بودن Frida اعمال شده است.</w:t>
-      </w:r>
-    </w:p>
-    <w:p>
-      <w:pPr>
-        <w:bidi/>
-        <w:spacing w:after="60" w:line="300" w:lineRule="auto"/>
-      </w:pPr>
-      <w:r>
-        <w:rPr>
-          <w:rFonts w:cs="B Nazanin"/>
-          <w:sz w:val="26"/>
-          <w:rtl/>
-        </w:rPr>
-        <w:t>این آزمایش نشان می‌دهد کنترل امنیتی که فقط در سمت Client اجرا می‌شود، در برابر مهاجمی که کنترل محیط اجرا را در اختیار دارد قابل اعتماد نیست. تصمیم‌های حساس مانند احراز هویت و مجوز دسترسی باید در Server یا محیط قابل اعتماد اعتبارسنجی شوند.</w:t>
+        <w:t xml:space="preserve"> که فقط در سمت Client اجرا می‌شود، در برابر مهاجمی که کنترل محیط اجرا را در اختیار دارد قابل اعتماد نیست. تصمیم‌های حساس مانند احراز هویت و مجوز دسترسی باید در Server یا محیط قابل اعتماد اعتبارسنجی شوند.</w:t>
       </w:r>
     </w:p>
     <w:p>
@@ -8382,7 +8514,7 @@
           <w:sz w:val="36"/>
           <w:rtl/>
         </w:rPr>
-        <w:t>24. جمع‌بندی جلسه اول و تمرین</w:t>
+        <w:t xml:space="preserve">24. جمع‌بندی جلسه اول </w:t>
       </w:r>
     </w:p>
     <w:p>
@@ -8487,167 +8619,6 @@
           <w:rtl/>
         </w:rPr>
         <w:t xml:space="preserve">  فیلتر کردن Hook برای جلوگیری از خروجی اضافی و بی‌ثباتی ضروری است.</w:t>
-      </w:r>
-    </w:p>
-    <w:p>
-      <w:pPr>
-        <w:bidi/>
-        <w:spacing w:before="200" w:after="80"/>
-        <w:rPr>
-          <w:color w:val="1F497D" w:themeColor="text2"/>
-        </w:rPr>
-      </w:pPr>
-      <w:r>
-        <w:rPr>
-          <w:rFonts w:ascii="B Titr" w:eastAsia="B Titr" w:hAnsi="B Titr" w:cs="B Titr"/>
-          <w:b/>
-          <w:color w:val="1F497D" w:themeColor="text2"/>
-          <w:sz w:val="30"/>
-          <w:rtl/>
-        </w:rPr>
-        <w:lastRenderedPageBreak/>
-        <w:t>تمرین عملی</w:t>
-      </w:r>
-    </w:p>
-    <w:p>
-      <w:pPr>
-        <w:bidi/>
-        <w:spacing w:after="60" w:line="300" w:lineRule="auto"/>
-      </w:pPr>
-      <w:r>
-        <w:rPr>
-          <w:rFonts w:cs="B Nazanin"/>
-          <w:sz w:val="26"/>
-          <w:rtl/>
-        </w:rPr>
-        <w:t>اسکریپت Bypass را تغییر دهید تا فقط زمانی مقدار true برگرداند که ورودی کاربر دقیقاً برابر frida-test باشد. در سایر حالت‌ها نتیجه اصلی متد حفظ شود.</w:t>
-      </w:r>
-    </w:p>
-    <w:p>
-      <w:pPr>
-        <w:shd w:val="clear" w:color="auto" w:fill="F2F2F2"/>
-        <w:spacing w:after="0"/>
-        <w:ind w:left="283" w:right="283"/>
-      </w:pPr>
-      <w:r>
-        <w:rPr>
-          <w:rFonts w:ascii="Consolas" w:eastAsia="Consolas" w:hAnsi="Consolas" w:cs="Consolas"/>
-          <w:sz w:val="19"/>
-          <w:rtl/>
-        </w:rPr>
-        <w:t>if (</w:t>
-      </w:r>
-    </w:p>
-    <w:p>
-      <w:pPr>
-        <w:shd w:val="clear" w:color="auto" w:fill="F2F2F2"/>
-        <w:spacing w:after="0"/>
-        <w:ind w:left="283" w:right="283"/>
-      </w:pPr>
-      <w:r>
-        <w:rPr>
-          <w:rFonts w:ascii="Consolas" w:eastAsia="Consolas" w:hAnsi="Consolas" w:cs="Consolas"/>
-          <w:sz w:val="19"/>
-          <w:rtl/>
-        </w:rPr>
-        <w:t xml:space="preserve">    comparedValue === 'vendorsecretkey' &amp;&amp;</w:t>
-      </w:r>
-    </w:p>
-    <w:p>
-      <w:pPr>
-        <w:shd w:val="clear" w:color="auto" w:fill="F2F2F2"/>
-        <w:spacing w:after="0"/>
-        <w:ind w:left="283" w:right="283"/>
-      </w:pPr>
-      <w:r>
-        <w:rPr>
-          <w:rFonts w:ascii="Consolas" w:eastAsia="Consolas" w:hAnsi="Consolas" w:cs="Consolas"/>
-          <w:sz w:val="19"/>
-          <w:rtl/>
-        </w:rPr>
-        <w:t xml:space="preserve">    currentString === 'frida-test'</w:t>
-      </w:r>
-    </w:p>
-    <w:p>
-      <w:pPr>
-        <w:shd w:val="clear" w:color="auto" w:fill="F2F2F2"/>
-        <w:spacing w:after="0"/>
-        <w:ind w:left="283" w:right="283"/>
-      </w:pPr>
-      <w:r>
-        <w:rPr>
-          <w:rFonts w:ascii="Consolas" w:eastAsia="Consolas" w:hAnsi="Consolas" w:cs="Consolas"/>
-          <w:sz w:val="19"/>
-          <w:rtl/>
-        </w:rPr>
-        <w:t>) {</w:t>
-      </w:r>
-    </w:p>
-    <w:p>
-      <w:pPr>
-        <w:shd w:val="clear" w:color="auto" w:fill="F2F2F2"/>
-        <w:spacing w:after="0"/>
-        <w:ind w:left="283" w:right="283"/>
-      </w:pPr>
-      <w:r>
-        <w:rPr>
-          <w:rFonts w:ascii="Consolas" w:eastAsia="Consolas" w:hAnsi="Consolas" w:cs="Consolas"/>
-          <w:sz w:val="19"/>
-          <w:rtl/>
-        </w:rPr>
-        <w:t xml:space="preserve">    console.log('[+] Test condition matched');</w:t>
-      </w:r>
-    </w:p>
-    <w:p>
-      <w:pPr>
-        <w:shd w:val="clear" w:color="auto" w:fill="F2F2F2"/>
-        <w:spacing w:after="0"/>
-        <w:ind w:left="283" w:right="283"/>
-      </w:pPr>
-      <w:r>
-        <w:rPr>
-          <w:rFonts w:ascii="Consolas" w:eastAsia="Consolas" w:hAnsi="Consolas" w:cs="Consolas"/>
-          <w:sz w:val="19"/>
-          <w:rtl/>
-        </w:rPr>
-        <w:t xml:space="preserve">    return true;</w:t>
-      </w:r>
-    </w:p>
-    <w:p>
-      <w:pPr>
-        <w:shd w:val="clear" w:color="auto" w:fill="F2F2F2"/>
-        <w:spacing w:after="0"/>
-        <w:ind w:left="283" w:right="283"/>
-      </w:pPr>
-      <w:r>
-        <w:rPr>
-          <w:rFonts w:ascii="Consolas" w:eastAsia="Consolas" w:hAnsi="Consolas" w:cs="Consolas"/>
-          <w:sz w:val="19"/>
-          <w:rtl/>
-        </w:rPr>
-        <w:t>}</w:t>
-      </w:r>
-    </w:p>
-    <w:p>
-      <w:pPr>
-        <w:shd w:val="clear" w:color="auto" w:fill="F2F2F2"/>
-        <w:spacing w:after="0"/>
-        <w:ind w:left="283" w:right="283"/>
-      </w:pPr>
-    </w:p>
-    <w:p>
-      <w:pPr>
-        <w:shd w:val="clear" w:color="auto" w:fill="F2F2F2"/>
-        <w:spacing w:after="0"/>
-        <w:ind w:left="283" w:right="283"/>
-      </w:pPr>
-      <w:r>
-        <w:rPr>
-          <w:rFonts w:ascii="Consolas" w:eastAsia="Consolas" w:hAnsi="Consolas" w:cs="Consolas"/>
-          <w:sz w:val="19"/>
-          <w:rtl/>
-        </w:rPr>
-        <w:t>return originalResult;</w:t>
       </w:r>
     </w:p>
     <w:p>

--- a/frida/frida-1.docx
+++ b/frida/frida-1.docx
@@ -21,7 +21,7 @@
           <w:sz w:val="48"/>
           <w:rtl/>
         </w:rPr>
-        <w:t>محتوای کامل ارائه و اجرای تحلیل دینامیک</w:t>
+        <w:t>ارائه و اجرای تحلیل دینامیک</w:t>
       </w:r>
       <w:r>
         <w:rPr>

--- a/frida/frida-1.docx
+++ b/frida/frida-1.docx
@@ -117,13 +117,13 @@
           <w:lang w:val="ar-SA"/>
         </w:rPr>
         <w:drawing>
-          <wp:anchor distT="0" distB="0" distL="114300" distR="114300" simplePos="0" relativeHeight="251658240" behindDoc="0" locked="0" layoutInCell="1" allowOverlap="1" wp14:anchorId="7122ECCC" wp14:editId="3A44B91B">
+          <wp:anchor distT="0" distB="0" distL="114300" distR="114300" simplePos="0" relativeHeight="251658240" behindDoc="0" locked="0" layoutInCell="1" allowOverlap="1" wp14:anchorId="7122ECCC" wp14:editId="70E4CD12">
             <wp:simplePos x="0" y="0"/>
             <wp:positionH relativeFrom="margin">
-              <wp:align>center</wp:align>
+              <wp:align>left</wp:align>
             </wp:positionH>
             <wp:positionV relativeFrom="paragraph">
-              <wp:posOffset>5557924</wp:posOffset>
+              <wp:posOffset>1666240</wp:posOffset>
             </wp:positionV>
             <wp:extent cx="2066925" cy="2219325"/>
             <wp:effectExtent l="0" t="0" r="9525" b="9525"/>
@@ -183,7 +183,6 @@
           <w:sz w:val="36"/>
           <w:rtl/>
         </w:rPr>
-        <w:lastRenderedPageBreak/>
         <w:t>فهرست مطالب</w:t>
       </w:r>
     </w:p>
@@ -545,7 +544,6 @@
           <w:sz w:val="36"/>
           <w:rtl/>
         </w:rPr>
-        <w:lastRenderedPageBreak/>
         <w:t xml:space="preserve">1. </w:t>
       </w:r>
       <w:r>
@@ -953,7 +951,6 @@
           <w:sz w:val="26"/>
           <w:rtl/>
         </w:rPr>
-        <w:lastRenderedPageBreak/>
         <w:t xml:space="preserve"> مشاهده آرگومان‌ها و مقدار بازگشتی متدها</w:t>
       </w:r>
     </w:p>
@@ -1771,7 +1768,6 @@
           <w:sz w:val="26"/>
           <w:rtl/>
         </w:rPr>
-        <w:lastRenderedPageBreak/>
         <w:t xml:space="preserve">  Hook کردن توابع Native موجود در فایل‌های .so</w:t>
       </w:r>
     </w:p>
@@ -2385,7 +2381,6 @@
           <w:color w:val="388600"/>
           <w:rtl/>
         </w:rPr>
-        <w:lastRenderedPageBreak/>
         <w:t xml:space="preserve">  </w:t>
       </w:r>
       <w:r>
@@ -3008,7 +3003,6 @@
           <w:sz w:val="26"/>
           <w:rtl/>
         </w:rPr>
-        <w:lastRenderedPageBreak/>
         <w:t xml:space="preserve">جلسه اول روی Java Runtime تمرکز دارد. </w:t>
       </w:r>
     </w:p>
@@ -3708,7 +3702,6 @@
           <w:sz w:val="36"/>
           <w:rtl/>
         </w:rPr>
-        <w:lastRenderedPageBreak/>
         <w:t>11. نصب ADB و آماده‌سازی Platform-Tools</w:t>
       </w:r>
     </w:p>
@@ -4144,7 +4137,6 @@
           <w:sz w:val="36"/>
           <w:rtl/>
         </w:rPr>
-        <w:lastRenderedPageBreak/>
         <w:t>13. بررسی دستگاه، نسخه Android و معماری CPU</w:t>
       </w:r>
     </w:p>
@@ -5018,7 +5010,6 @@
           <w:sz w:val="36"/>
           <w:rtl/>
         </w:rPr>
-        <w:lastRenderedPageBreak/>
         <w:t>14. آماده‌سازی و اجرای Frida Server</w:t>
       </w:r>
     </w:p>
@@ -6669,7 +6660,6 @@
           <w:sz w:val="19"/>
           <w:rtl/>
         </w:rPr>
-        <w:lastRenderedPageBreak/>
         <w:t xml:space="preserve">        if (comparedValue === 'vendorsecretkey') {</w:t>
       </w:r>
     </w:p>
@@ -7170,7 +7160,6 @@
           <w:sz w:val="19"/>
           <w:rtl/>
         </w:rPr>
-        <w:lastRenderedPageBreak/>
         <w:t xml:space="preserve">        }</w:t>
       </w:r>
     </w:p>
@@ -7657,7 +7646,6 @@
                 <w:sz w:val="22"/>
                 <w:rtl/>
               </w:rPr>
-              <w:lastRenderedPageBreak/>
               <w:t>خطا یا نشانه</w:t>
             </w:r>
           </w:p>
